--- a/docs/课程任务/实验6-软件项目成本管理/实验6_软件项目成本管理.docx
+++ b/docs/课程任务/实验6-软件项目成本管理/实验6_软件项目成本管理.docx
@@ -13,7 +13,7 @@
           <w:color w:val="1F4D78"/>
           <w:sz w:val="40"/>
         </w:rPr>
-        <w:t>实验 6　软件项目成本管理</w:t>
+        <w:t>火情智能监测与预警系统　项目成本管理计划</w:t>
       </w:r>
     </w:p>
     <w:p>
@@ -49,124 +49,14 @@
           <w:rFonts w:ascii="Times New Roman" w:hAnsi="Times New Roman" w:eastAsia="宋体"/>
           <w:sz w:val="19"/>
         </w:rPr>
-        <w:t>文档结构：封面（套学校实验报告模板）+ 实验报告五段（一、实验背景与目的 / 二、实验材料与方法 / 三、实验主要过程与结果 / 四、分析与讨论 / 五、心得体会）。</w:t>
-      </w:r>
-    </w:p>
-    <w:p>
-      <w:r>
-        <w:rPr>
-          <w:rFonts w:ascii="Times New Roman" w:hAnsi="Times New Roman" w:eastAsia="宋体"/>
-          <w:b/>
-          <w:sz w:val="19"/>
-        </w:rPr>
-        <w:t>编号规则</w:t>
-      </w:r>
-      <w:r>
-        <w:rPr>
-          <w:rFonts w:ascii="Times New Roman" w:hAnsi="Times New Roman" w:eastAsia="宋体"/>
-          <w:sz w:val="19"/>
-        </w:rPr>
-        <w:t>：正文插在"三、实验主要过程与结果"之下，</w:t>
-      </w:r>
-      <w:r>
-        <w:rPr>
-          <w:rFonts w:ascii="Times New Roman" w:hAnsi="Times New Roman" w:eastAsia="宋体"/>
-          <w:b/>
-          <w:sz w:val="19"/>
-        </w:rPr>
-        <w:t>保留参考目录自己的编号</w:t>
-      </w:r>
-      <w:r>
-        <w:rPr>
-          <w:rFonts w:ascii="Times New Roman" w:hAnsi="Times New Roman" w:eastAsia="宋体"/>
-          <w:sz w:val="19"/>
-        </w:rPr>
-        <w:t xml:space="preserve">——一级用 </w:t>
+        <w:t>编制工具：Microsoft Project　｜　配套工程文件：</w:t>
       </w:r>
       <w:r>
         <w:rPr>
           <w:rFonts w:ascii="Consolas" w:hAnsi="Consolas" w:eastAsia="Consolas"/>
           <w:sz w:val="19"/>
         </w:rPr>
-        <w:t>开篇总述</w:t>
-      </w:r>
-      <w:r>
-        <w:rPr>
-          <w:rFonts w:ascii="Times New Roman" w:hAnsi="Times New Roman" w:eastAsia="宋体"/>
-          <w:sz w:val="19"/>
-        </w:rPr>
-        <w:t>、</w:t>
-      </w:r>
-      <w:r>
-        <w:rPr>
-          <w:rFonts w:ascii="Consolas" w:hAnsi="Consolas" w:eastAsia="Consolas"/>
-          <w:sz w:val="19"/>
-        </w:rPr>
-        <w:t>1 项目启动前的成本估算</w:t>
-      </w:r>
-      <w:r>
-        <w:rPr>
-          <w:rFonts w:ascii="Times New Roman" w:hAnsi="Times New Roman" w:eastAsia="宋体"/>
-          <w:sz w:val="19"/>
-        </w:rPr>
-        <w:t>、</w:t>
-      </w:r>
-      <w:r>
-        <w:rPr>
-          <w:rFonts w:ascii="Consolas" w:hAnsi="Consolas" w:eastAsia="Consolas"/>
-          <w:sz w:val="19"/>
-        </w:rPr>
-        <w:t>2 项目启动后的成本估算</w:t>
-      </w:r>
-      <w:r>
-        <w:rPr>
-          <w:rFonts w:ascii="Times New Roman" w:hAnsi="Times New Roman" w:eastAsia="宋体"/>
-          <w:sz w:val="19"/>
-        </w:rPr>
-        <w:t xml:space="preserve">，二级用 </w:t>
-      </w:r>
-      <w:r>
-        <w:rPr>
-          <w:rFonts w:ascii="Consolas" w:hAnsi="Consolas" w:eastAsia="Consolas"/>
-          <w:sz w:val="19"/>
-        </w:rPr>
-        <w:t>2.1</w:t>
-      </w:r>
-      <w:r>
-        <w:rPr>
-          <w:rFonts w:ascii="Times New Roman" w:hAnsi="Times New Roman" w:eastAsia="宋体"/>
-          <w:sz w:val="19"/>
-        </w:rPr>
-        <w:t>、</w:t>
-      </w:r>
-      <w:r>
-        <w:rPr>
-          <w:rFonts w:ascii="Consolas" w:hAnsi="Consolas" w:eastAsia="Consolas"/>
-          <w:sz w:val="19"/>
-        </w:rPr>
-        <w:t>2.2</w:t>
-      </w:r>
-      <w:r>
-        <w:rPr>
-          <w:rFonts w:ascii="Times New Roman" w:hAnsi="Times New Roman" w:eastAsia="宋体"/>
-          <w:sz w:val="19"/>
-        </w:rPr>
-        <w:t>，</w:t>
-      </w:r>
-      <w:r>
-        <w:rPr>
-          <w:rFonts w:ascii="Times New Roman" w:hAnsi="Times New Roman" w:eastAsia="宋体"/>
-          <w:b/>
-          <w:sz w:val="19"/>
-        </w:rPr>
-        <w:t>不并入报告的"三"</w:t>
-      </w:r>
-      <w:r>
-        <w:rPr>
-          <w:rFonts w:ascii="Times New Roman" w:hAnsi="Times New Roman" w:eastAsia="宋体"/>
-          <w:sz w:val="19"/>
-        </w:rPr>
-        <w:t>。★ 为必写项。</w:t>
+        <w:t>项目任务分解.mpp</w:t>
       </w:r>
     </w:p>
     <w:p>
@@ -175,21 +65,7 @@
           <w:rFonts w:ascii="Times New Roman" w:hAnsi="Times New Roman" w:eastAsia="宋体"/>
           <w:sz w:val="19"/>
         </w:rPr>
-        <w:t>一手材料：</w:t>
-      </w:r>
-      <w:r>
-        <w:rPr>
-          <w:rFonts w:ascii="Consolas" w:hAnsi="Consolas" w:eastAsia="Consolas"/>
-          <w:sz w:val="19"/>
-        </w:rPr>
-        <w:t>docs/课程任务/任务4-工作任务分解说明书/项目任务分解.mpp</w:t>
-      </w:r>
-      <w:r>
-        <w:rPr>
-          <w:rFonts w:ascii="Times New Roman" w:hAnsi="Times New Roman" w:eastAsia="宋体"/>
-          <w:sz w:val="19"/>
-        </w:rPr>
-        <w:t>（含资源费率、成本基准、中期计划与实际成本）</w:t>
+        <w:t>正文编号：一级用"一、二、三"，二级用"3.1、3.2"。</w:t>
       </w:r>
     </w:p>
     <w:p/>
@@ -221,27 +97,7 @@
         <w:pStyle w:val="Heading1"/>
       </w:pPr>
       <w:r>
-        <w:t>一、实验背景与目的</w:t>
-      </w:r>
-    </w:p>
-    <w:p>
-      <w:pPr>
-        <w:ind w:firstLine="420"/>
-      </w:pPr>
-      <w:r>
-        <w:rPr>
-          <w:rFonts w:ascii="Times New Roman" w:hAnsi="Times New Roman" w:eastAsia="宋体"/>
-          <w:b/>
-          <w:sz w:val="21"/>
-        </w:rPr>
-        <w:t>实验目的（老师下发原文）</w:t>
-      </w:r>
-      <w:r>
-        <w:rPr>
-          <w:rFonts w:ascii="Times New Roman" w:hAnsi="Times New Roman" w:eastAsia="宋体"/>
-          <w:sz w:val="21"/>
-        </w:rPr>
-        <w:t>：熟练掌握利用项目管理软件制定项目成本计划，学会查看、跟踪项目成本执行数据，能够对比成本基准、优化项目成本配置，解决项目资源相关问题。</w:t>
+        <w:t>一、开篇总述</w:t>
       </w:r>
     </w:p>
     <w:p>
@@ -253,7 +109,7 @@
           <w:rFonts w:ascii="Times New Roman" w:hAnsi="Times New Roman" w:eastAsia="宋体"/>
           <w:sz w:val="21"/>
         </w:rPr>
-        <w:t>本项目虽然不涉及真实采购，但投入的</w:t>
+        <w:t>成本计划是项目预算的组成部分，它规定计划期内完成项目所需的成本水平以及为此采取的主要措施，属于</w:t>
       </w:r>
       <w:r>
         <w:rPr>
@@ -261,22 +117,41 @@
           <w:b/>
           <w:sz w:val="21"/>
         </w:rPr>
-        <w:t>人力工时</w:t>
+        <w:t>成本的事前管理</w:t>
       </w:r>
       <w:r>
         <w:rPr>
           <w:rFonts w:ascii="Times New Roman" w:hAnsi="Times New Roman" w:eastAsia="宋体"/>
           <w:sz w:val="21"/>
         </w:rPr>
-        <w:t>就是最主要的成本。项目共 9 周、4 人参与，前期已完成系统核心闭环，后续还有数据治理与智能体开发两块探索性工作——如果不在启动阶段就把预算定下来，后期很容易出现"做着做着发现投入远超预期"的情况。本实验即以工时折算金额的方式编制成本计划，并在执行过程中跟踪实际成本、分析差异、给出优化方案。</w:t>
+        <w:t>；其核心作用是通过对成本的计划与控制，分析实际成本与计划成本之间的差异。</w:t>
       </w:r>
     </w:p>
     <w:p>
       <w:pPr>
-        <w:pStyle w:val="Heading1"/>
+        <w:ind w:firstLine="420"/>
       </w:pPr>
       <w:r>
-        <w:t>二、实验材料与方法</w:t>
+        <w:rPr>
+          <w:rFonts w:ascii="Times New Roman" w:hAnsi="Times New Roman" w:eastAsia="宋体"/>
+          <w:sz w:val="21"/>
+        </w:rPr>
+        <w:t>《火情智能监测与预警系统》的成本估算过程是</w:t>
+      </w:r>
+      <w:r>
+        <w:rPr>
+          <w:rFonts w:ascii="Times New Roman" w:hAnsi="Times New Roman" w:eastAsia="宋体"/>
+          <w:b/>
+          <w:sz w:val="21"/>
+        </w:rPr>
+        <w:t>循序渐进</w:t>
+      </w:r>
+      <w:r>
+        <w:rPr>
+          <w:rFonts w:ascii="Times New Roman" w:hAnsi="Times New Roman" w:eastAsia="宋体"/>
+          <w:sz w:val="21"/>
+        </w:rPr>
+        <w:t>的：随着项目的不断发展，估算可以重复多次进行，而且是逐步求精的。具体过程如下：启动前用类比法做一次粗估，确定参考报价区间；启动后依据 WBS 与资源费率做自下而上的细化估算，形成成本预算；执行中按周跟踪实际成本，最后用挣值分析对比基准与实际。</w:t>
       </w:r>
     </w:p>
     <w:p>
@@ -284,264 +159,7 @@
         <w:pStyle w:val="Heading2"/>
       </w:pPr>
       <w:r>
-        <w:t>2.1 实验环境与工具</w:t>
-      </w:r>
-    </w:p>
-    <w:tbl>
-      <w:tblPr>
-        <w:tblStyle w:val="TableGrid"/>
-        <w:tblW w:type="auto" w:w="0"/>
-        <w:jc w:val="center"/>
-        <w:tblLayout w:type="fixed"/>
-        <w:tblLook w:firstColumn="1" w:firstRow="1" w:lastColumn="0" w:lastRow="0" w:noHBand="0" w:noVBand="1" w:val="04A0"/>
-        <w:tblW w:w="8731" w:type="dxa"/>
-        <w:tblLayout w:type="fixed"/>
-        <w:tblCellMar>
-          <w:top w:w="60" w:type="dxa"/>
-          <w:left w:w="100" w:type="dxa"/>
-          <w:bottom w:w="60" w:type="dxa"/>
-          <w:right w:w="100" w:type="dxa"/>
-        </w:tblCellMar>
-      </w:tblPr>
-      <w:tblGrid>
-        <w:gridCol w:w="2494"/>
-        <w:gridCol w:w="6237"/>
-      </w:tblGrid>
-      <w:tr>
-        <w:tc>
-          <w:tcPr>
-            <w:tcW w:type="dxa" w:w="2494"/>
-            <w:vAlign w:val="center"/>
-            <w:shd w:val="clear" w:color="auto" w:fill="1F4D78"/>
-          </w:tcPr>
-          <w:p>
-            <w:pPr>
-              <w:ind w:firstLine="0"/>
-              <w:jc w:val="center"/>
-            </w:pPr>
-            <w:r/>
-            <w:r>
-              <w:rPr>
-                <w:rFonts w:ascii="Times New Roman" w:hAnsi="Times New Roman" w:eastAsia="黑体"/>
-                <w:b/>
-                <w:color w:val="FFFFFF"/>
-                <w:sz w:val="19"/>
-              </w:rPr>
-              <w:t>项目</w:t>
-            </w:r>
-          </w:p>
-        </w:tc>
-        <w:tc>
-          <w:tcPr>
-            <w:tcW w:type="dxa" w:w="6236"/>
-            <w:vAlign w:val="center"/>
-            <w:shd w:val="clear" w:color="auto" w:fill="1F4D78"/>
-          </w:tcPr>
-          <w:p>
-            <w:pPr>
-              <w:ind w:firstLine="0"/>
-              <w:jc w:val="center"/>
-            </w:pPr>
-            <w:r/>
-            <w:r>
-              <w:rPr>
-                <w:rFonts w:ascii="Times New Roman" w:hAnsi="Times New Roman" w:eastAsia="黑体"/>
-                <w:b/>
-                <w:color w:val="FFFFFF"/>
-                <w:sz w:val="19"/>
-              </w:rPr>
-              <w:t>说明</w:t>
-            </w:r>
-          </w:p>
-        </w:tc>
-      </w:tr>
-      <w:tr>
-        <w:tc>
-          <w:tcPr>
-            <w:tcW w:type="dxa" w:w="2494"/>
-            <w:vAlign w:val="center"/>
-          </w:tcPr>
-          <w:p>
-            <w:pPr>
-              <w:spacing w:line="300" w:lineRule="auto"/>
-              <w:ind w:firstLine="0"/>
-              <w:jc w:val="center"/>
-            </w:pPr>
-            <w:r/>
-            <w:r>
-              <w:rPr>
-                <w:rFonts w:ascii="Times New Roman" w:hAnsi="Times New Roman" w:eastAsia="宋体"/>
-                <w:sz w:val="19"/>
-              </w:rPr>
-              <w:t>项目管理软件</w:t>
-            </w:r>
-          </w:p>
-        </w:tc>
-        <w:tc>
-          <w:tcPr>
-            <w:tcW w:type="dxa" w:w="6236"/>
-            <w:vAlign w:val="center"/>
-          </w:tcPr>
-          <w:p>
-            <w:pPr>
-              <w:spacing w:line="300" w:lineRule="auto"/>
-              <w:ind w:firstLine="0"/>
-              <w:jc w:val="left"/>
-            </w:pPr>
-            <w:r/>
-            <w:r>
-              <w:rPr>
-                <w:rFonts w:ascii="Times New Roman" w:hAnsi="Times New Roman" w:eastAsia="宋体"/>
-                <w:sz w:val="19"/>
-              </w:rPr>
-              <w:t>Microsoft Project</w:t>
-            </w:r>
-          </w:p>
-        </w:tc>
-      </w:tr>
-      <w:tr>
-        <w:tc>
-          <w:tcPr>
-            <w:tcW w:type="dxa" w:w="2494"/>
-            <w:vAlign w:val="center"/>
-            <w:shd w:val="clear" w:color="auto" w:fill="F2F5F9"/>
-          </w:tcPr>
-          <w:p>
-            <w:pPr>
-              <w:spacing w:line="300" w:lineRule="auto"/>
-              <w:ind w:firstLine="0"/>
-              <w:jc w:val="center"/>
-            </w:pPr>
-            <w:r/>
-            <w:r>
-              <w:rPr>
-                <w:rFonts w:ascii="Times New Roman" w:hAnsi="Times New Roman" w:eastAsia="宋体"/>
-                <w:sz w:val="19"/>
-              </w:rPr>
-              <w:t>项目文件</w:t>
-            </w:r>
-          </w:p>
-        </w:tc>
-        <w:tc>
-          <w:tcPr>
-            <w:tcW w:type="dxa" w:w="6236"/>
-            <w:vAlign w:val="center"/>
-            <w:shd w:val="clear" w:color="auto" w:fill="F2F5F9"/>
-          </w:tcPr>
-          <w:p>
-            <w:pPr>
-              <w:spacing w:line="300" w:lineRule="auto"/>
-              <w:ind w:firstLine="0"/>
-              <w:jc w:val="left"/>
-            </w:pPr>
-            <w:r/>
-            <w:r>
-              <w:rPr>
-                <w:rFonts w:ascii="Times New Roman" w:hAnsi="Times New Roman" w:eastAsia="宋体"/>
-                <w:sz w:val="19"/>
-              </w:rPr>
-              <w:t>`项目任务分解.mpp`（与实验 5 使用同一份文件，成本与进度数据同源）</w:t>
-            </w:r>
-          </w:p>
-        </w:tc>
-      </w:tr>
-      <w:tr>
-        <w:tc>
-          <w:tcPr>
-            <w:tcW w:type="dxa" w:w="2494"/>
-            <w:vAlign w:val="center"/>
-          </w:tcPr>
-          <w:p>
-            <w:pPr>
-              <w:spacing w:line="300" w:lineRule="auto"/>
-              <w:ind w:firstLine="0"/>
-              <w:jc w:val="center"/>
-            </w:pPr>
-            <w:r/>
-            <w:r>
-              <w:rPr>
-                <w:rFonts w:ascii="Times New Roman" w:hAnsi="Times New Roman" w:eastAsia="宋体"/>
-                <w:sz w:val="19"/>
-              </w:rPr>
-              <w:t>成本视图</w:t>
-            </w:r>
-          </w:p>
-        </w:tc>
-        <w:tc>
-          <w:tcPr>
-            <w:tcW w:type="dxa" w:w="6236"/>
-            <w:vAlign w:val="center"/>
-          </w:tcPr>
-          <w:p>
-            <w:pPr>
-              <w:spacing w:line="300" w:lineRule="auto"/>
-              <w:ind w:firstLine="0"/>
-              <w:jc w:val="left"/>
-            </w:pPr>
-            <w:r/>
-            <w:r>
-              <w:rPr>
-                <w:rFonts w:ascii="Times New Roman" w:hAnsi="Times New Roman" w:eastAsia="宋体"/>
-                <w:sz w:val="19"/>
-              </w:rPr>
-              <w:t>资源工作表（费率）、成本表（计划成本 / 中期成本 / 实际成本）</w:t>
-            </w:r>
-          </w:p>
-        </w:tc>
-      </w:tr>
-      <w:tr>
-        <w:tc>
-          <w:tcPr>
-            <w:tcW w:type="dxa" w:w="2494"/>
-            <w:vAlign w:val="center"/>
-            <w:shd w:val="clear" w:color="auto" w:fill="F2F5F9"/>
-          </w:tcPr>
-          <w:p>
-            <w:pPr>
-              <w:spacing w:line="300" w:lineRule="auto"/>
-              <w:ind w:firstLine="0"/>
-              <w:jc w:val="center"/>
-            </w:pPr>
-            <w:r/>
-            <w:r>
-              <w:rPr>
-                <w:rFonts w:ascii="Times New Roman" w:hAnsi="Times New Roman" w:eastAsia="宋体"/>
-                <w:sz w:val="19"/>
-              </w:rPr>
-              <w:t>状态日期</w:t>
-            </w:r>
-          </w:p>
-        </w:tc>
-        <w:tc>
-          <w:tcPr>
-            <w:tcW w:type="dxa" w:w="6236"/>
-            <w:vAlign w:val="center"/>
-            <w:shd w:val="clear" w:color="auto" w:fill="F2F5F9"/>
-          </w:tcPr>
-          <w:p>
-            <w:pPr>
-              <w:spacing w:line="300" w:lineRule="auto"/>
-              <w:ind w:firstLine="0"/>
-              <w:jc w:val="left"/>
-            </w:pPr>
-            <w:r/>
-            <w:r>
-              <w:rPr>
-                <w:rFonts w:ascii="Times New Roman" w:hAnsi="Times New Roman" w:eastAsia="宋体"/>
-                <w:sz w:val="19"/>
-              </w:rPr>
-              <w:t>2026-09-24</w:t>
-            </w:r>
-          </w:p>
-        </w:tc>
-      </w:tr>
-    </w:tbl>
-    <w:p>
-      <w:pPr>
-        <w:pStyle w:val="Heading2"/>
-      </w:pPr>
-      <w:r>
-        <w:t>2.2 成本口径</w:t>
+        <w:t>1.1 成本口径</w:t>
       </w:r>
     </w:p>
     <w:p>
@@ -1057,77 +675,7 @@
         <w:pStyle w:val="Heading1"/>
       </w:pPr>
       <w:r>
-        <w:t>三、实验主要过程与结果</w:t>
-      </w:r>
-    </w:p>
-    <w:p>
-      <w:pPr>
-        <w:pStyle w:val="Heading2"/>
-      </w:pPr>
-      <w:r>
-        <w:t>开篇总述 ★</w:t>
-      </w:r>
-    </w:p>
-    <w:p>
-      <w:pPr>
-        <w:ind w:firstLine="420"/>
-      </w:pPr>
-      <w:r>
-        <w:rPr>
-          <w:rFonts w:ascii="Times New Roman" w:hAnsi="Times New Roman" w:eastAsia="宋体"/>
-          <w:sz w:val="21"/>
-        </w:rPr>
-        <w:t>成本计划是项目预算的组成部分，它规定计划期内完成项目所需的成本水平以及为此采取的主要措施，属于</w:t>
-      </w:r>
-      <w:r>
-        <w:rPr>
-          <w:rFonts w:ascii="Times New Roman" w:hAnsi="Times New Roman" w:eastAsia="宋体"/>
-          <w:b/>
-          <w:sz w:val="21"/>
-        </w:rPr>
-        <w:t>成本的事前管理</w:t>
-      </w:r>
-      <w:r>
-        <w:rPr>
-          <w:rFonts w:ascii="Times New Roman" w:hAnsi="Times New Roman" w:eastAsia="宋体"/>
-          <w:sz w:val="21"/>
-        </w:rPr>
-        <w:t>；其核心作用是通过对成本的计划与控制，分析实际成本与计划成本之间的差异。</w:t>
-      </w:r>
-    </w:p>
-    <w:p>
-      <w:pPr>
-        <w:ind w:firstLine="420"/>
-      </w:pPr>
-      <w:r>
-        <w:rPr>
-          <w:rFonts w:ascii="Times New Roman" w:hAnsi="Times New Roman" w:eastAsia="宋体"/>
-          <w:sz w:val="21"/>
-        </w:rPr>
-        <w:t>《火情智能监测与预警系统》的成本估算过程是</w:t>
-      </w:r>
-      <w:r>
-        <w:rPr>
-          <w:rFonts w:ascii="Times New Roman" w:hAnsi="Times New Roman" w:eastAsia="宋体"/>
-          <w:b/>
-          <w:sz w:val="21"/>
-        </w:rPr>
-        <w:t>循序渐进</w:t>
-      </w:r>
-      <w:r>
-        <w:rPr>
-          <w:rFonts w:ascii="Times New Roman" w:hAnsi="Times New Roman" w:eastAsia="宋体"/>
-          <w:sz w:val="21"/>
-        </w:rPr>
-        <w:t>的：随着项目的不断发展，估算可以重复多次进行，而且是逐步求精的。具体过程如下：启动前用类比法做一次粗估，确定参考报价区间；启动后依据 WBS 与资源费率做自下而上的细化估算，形成成本预算；执行中按周跟踪实际成本，最后用挣值分析对比基准与实际。</w:t>
-      </w:r>
-    </w:p>
-    <w:p>
-      <w:pPr>
-        <w:pStyle w:val="Heading2"/>
-      </w:pPr>
-      <w:r>
-        <w:t>1 项目启动前的成本估算 ★</w:t>
+        <w:t>二、项目启动前的成本估算</w:t>
       </w:r>
     </w:p>
     <w:p>
@@ -1182,7 +730,7 @@
           <w:rFonts w:ascii="Times New Roman" w:hAnsi="Times New Roman" w:eastAsia="宋体"/>
           <w:sz w:val="21"/>
         </w:rPr>
-        <w:t xml:space="preserve"> 本项目为课程实训小组项目，采用前后端分离的 B/S 架构，组内成员具备 Python 与 Vue 开发经验（技术栈详见《项目介绍》2.2，此处不展开）。</w:t>
+        <w:t xml:space="preserve"> 本项目为课程实训小组项目，采用前后端分离的 B/S 架构，组内成员具备 Python 与 Vue 开发经验（技术栈详见《项目介绍》，此处不展开）。</w:t>
       </w:r>
     </w:p>
     <w:p>
@@ -1532,10 +1080,10 @@
     </w:p>
     <w:p>
       <w:pPr>
-        <w:pStyle w:val="Heading2"/>
+        <w:pStyle w:val="Heading1"/>
       </w:pPr>
       <w:r>
-        <w:t>2 项目启动后的成本估算 ★</w:t>
+        <w:t>三、项目启动后的成本估算</w:t>
       </w:r>
     </w:p>
     <w:p>
@@ -1552,10 +1100,10 @@
     </w:p>
     <w:p>
       <w:pPr>
-        <w:pStyle w:val="Heading3"/>
+        <w:pStyle w:val="Heading2"/>
       </w:pPr>
       <w:r>
-        <w:t>2.1 资源估算 ★</w:t>
+        <w:t>3.1 资源估算</w:t>
       </w:r>
     </w:p>
     <w:p>
@@ -1980,7 +1528,7 @@
                 <w:rFonts w:ascii="Times New Roman" w:hAnsi="Times New Roman" w:eastAsia="宋体"/>
                 <w:sz w:val="19"/>
               </w:rPr>
-              <w:t>，角色名称与《项目介绍》3.1 / 3.2 保持一致。</w:t>
+              <w:t>，角色名称与《项目介绍》保持一致。</w:t>
             </w:r>
           </w:p>
         </w:tc>
@@ -2483,10 +2031,10 @@
     </w:p>
     <w:p>
       <w:pPr>
-        <w:pStyle w:val="Heading3"/>
+        <w:pStyle w:val="Heading2"/>
       </w:pPr>
       <w:r>
-        <w:t>2.2 项目成本估算 ★</w:t>
+        <w:t>3.2 项目成本估算</w:t>
       </w:r>
     </w:p>
     <w:p>
@@ -2524,7 +2072,7 @@
           <w:b/>
           <w:sz w:val="21"/>
         </w:rPr>
-        <w:t>表 1　项目开发工作量估算表　单位：人天</w:t>
+        <w:t>表 3-1　项目开发工作量估算表　单位：人天</w:t>
       </w:r>
     </w:p>
     <w:tbl>
@@ -5242,7 +4790,7 @@
                 <w:rFonts w:ascii="Times New Roman" w:hAnsi="Times New Roman" w:eastAsia="宋体"/>
                 <w:sz w:val="19"/>
               </w:rPr>
-              <w:t>的资源分配；系统设计文档后来按资源冲突处理措施改为四人共同承担，但基准仍保留 1 人的原始估算，两者在 3.3 的对比中体现。② 外包与外购部分：本项目的数据集与基线模型均为开源免费，无外包、外购支出，该项成本为 0 元。</w:t>
+              <w:t>的资源分配；系统设计文档后来按资源冲突处理措施改为四人共同承担，但基准仍保留 1 人的原始估算，两者在 4.3 的对比中体现。② 外包与外购部分：本项目的数据集与基线模型均为开源免费，无外包、外购支出，该项成本为 0 元。</w:t>
             </w:r>
           </w:p>
         </w:tc>
@@ -5302,7 +4850,7 @@
                 <w:rFonts w:ascii="Consolas" w:hAnsi="Consolas" w:eastAsia="Consolas"/>
                 <w:sz w:val="19"/>
               </w:rPr>
-              <w:t>(a) 从表 1 得知项目工作量是 46.75 人天，开发人员成本参数 = 160 元/人天</w:t>
+              <w:t>(a) 从表 3-1 得知项目工作量是 46.75 人天，开发人员成本参数 = 160 元/人天</w:t>
             </w:r>
             <w:r>
               <w:br/>
@@ -5808,10 +5356,10 @@
     </w:p>
     <w:p>
       <w:pPr>
-        <w:pStyle w:val="Heading3"/>
+        <w:pStyle w:val="Heading2"/>
       </w:pPr>
       <w:r>
-        <w:t>2.3 项目成本预算 ★</w:t>
+        <w:t>3.3 项目成本预算</w:t>
       </w:r>
     </w:p>
     <w:p>
@@ -5853,7 +5401,7 @@
           <w:rFonts w:ascii="Times New Roman" w:hAnsi="Times New Roman" w:eastAsia="宋体"/>
           <w:sz w:val="21"/>
         </w:rPr>
-        <w:t>折算，每人每个工作日按 2 小时计。各成员可投入时间详见《人力资源管理计划》的资源日历。人力资源费率见表 2。</w:t>
+        <w:t>折算，每人每个工作日按 2 小时计。各成员可投入时间详见《人力资源管理计划》的资源日历。人力资源费率见表 3-2。</w:t>
       </w:r>
     </w:p>
     <w:p>
@@ -5866,7 +5414,7 @@
           <w:b/>
           <w:sz w:val="21"/>
         </w:rPr>
-        <w:t>表 2　人力资源费率</w:t>
+        <w:t>表 3-2　人力资源费率</w:t>
       </w:r>
     </w:p>
     <w:tbl>
@@ -6359,7 +5907,7 @@
           <w:b/>
           <w:sz w:val="21"/>
         </w:rPr>
-        <w:t>表 3　项目成本预算</w:t>
+        <w:t>表 3-3　项目成本预算</w:t>
       </w:r>
     </w:p>
     <w:tbl>
@@ -7388,7 +6936,7 @@
           <w:rFonts w:ascii="Times New Roman" w:hAnsi="Times New Roman" w:eastAsia="宋体"/>
           <w:sz w:val="21"/>
         </w:rPr>
-        <w:t>项目成本预算如表 3 所示，</w:t>
+        <w:t>项目成本预算如表 3-3 所示，</w:t>
       </w:r>
       <w:r>
         <w:rPr>
@@ -7456,7 +7004,7 @@
                 <w:rFonts w:ascii="Times New Roman" w:hAnsi="Times New Roman" w:eastAsia="宋体"/>
                 <w:sz w:val="19"/>
               </w:rPr>
-              <w:t>表 3 的开始 / 结束日期与《进度管理》文档的表 3-1 进度计划表完全一致，两份文档的数据同源。</w:t>
+              <w:t>表 3-3 的开始 / 结束日期与《进度管理计划》的表 3-1 进度计划表完全一致，两份文档的数据同源。</w:t>
             </w:r>
           </w:p>
         </w:tc>
@@ -7544,18 +7092,18 @@
     </w:p>
     <w:p>
       <w:pPr>
-        <w:pStyle w:val="Heading2"/>
+        <w:pStyle w:val="Heading1"/>
       </w:pPr>
       <w:r>
-        <w:t>3 实际成本跟踪与挣值分析 ★（老师要求的产出）</w:t>
+        <w:t>四、实际成本跟踪与挣值分析</w:t>
       </w:r>
     </w:p>
     <w:p>
       <w:pPr>
-        <w:pStyle w:val="Heading3"/>
+        <w:pStyle w:val="Heading2"/>
       </w:pPr>
       <w:r>
-        <w:t>3.1 实际成本跟踪</w:t>
+        <w:t>4.1 实际成本跟踪</w:t>
       </w:r>
     </w:p>
     <w:p>
@@ -7821,10 +7369,10 @@
     </w:tbl>
     <w:p>
       <w:pPr>
-        <w:pStyle w:val="Heading3"/>
+        <w:pStyle w:val="Heading2"/>
       </w:pPr>
       <w:r>
-        <w:t>3.2 挣值分析</w:t>
+        <w:t>4.2 挣值分析</w:t>
       </w:r>
     </w:p>
     <w:tbl>
@@ -8657,10 +8205,10 @@
     </w:tbl>
     <w:p>
       <w:pPr>
-        <w:pStyle w:val="Heading3"/>
+        <w:pStyle w:val="Heading2"/>
       </w:pPr>
       <w:r>
-        <w:t>3.3 基准成本与中期成本对比</w:t>
+        <w:t>4.3 基准成本与中期成本对比</w:t>
       </w:r>
     </w:p>
     <w:p>
@@ -10557,7 +10105,7 @@
                 <w:color w:val="808080"/>
                 <w:sz w:val="21"/>
               </w:rPr>
-              <w:t>【此处插入图片】【图 3-3】成本表——基准 / 中期 / 实际三列对照（截图位置）</w:t>
+              <w:t>【此处插入图片】【图 4-1】成本表——基准 / 中期 / 实际三列对照（截图位置）</w:t>
             </w:r>
             <w:r>
               <w:br/>
@@ -10583,15 +10131,15 @@
           <w:color w:val="404040"/>
           <w:sz w:val="18"/>
         </w:rPr>
-        <w:t>【图 3-3】成本表——基准 / 中期 / 实际三列对照（截图位置）</w:t>
+        <w:t>【图 4-1】成本表——基准 / 中期 / 实际三列对照（截图位置）</w:t>
       </w:r>
     </w:p>
     <w:p>
       <w:pPr>
-        <w:pStyle w:val="Heading3"/>
+        <w:pStyle w:val="Heading2"/>
       </w:pPr>
       <w:r>
-        <w:t>3.4 实际成本与预算对比</w:t>
+        <w:t>4.4 实际成本与预算对比</w:t>
       </w:r>
     </w:p>
     <w:tbl>
@@ -11137,7 +10685,200 @@
         <w:pStyle w:val="Heading2"/>
       </w:pPr>
       <w:r>
-        <w:t>4 成本控制措施 ★（老师要求的产出）</w:t>
+        <w:t>4.5 分任务成本差异与原因</w:t>
+      </w:r>
+    </w:p>
+    <w:p>
+      <w:pPr>
+        <w:ind w:firstLine="420"/>
+      </w:pPr>
+      <w:r>
+        <w:rPr>
+          <w:rFonts w:ascii="Times New Roman" w:hAnsi="Times New Roman" w:eastAsia="宋体"/>
+          <w:b/>
+          <w:sz w:val="21"/>
+        </w:rPr>
+        <w:t>（1）超支集中在"启动与文档"类任务，四项合计 1,040 元。</w:t>
+      </w:r>
+    </w:p>
+    <w:p>
+      <w:pPr>
+        <w:ind w:firstLine="420"/>
+      </w:pPr>
+      <w:r>
+        <w:rPr>
+          <w:rFonts w:ascii="Times New Roman" w:hAnsi="Times New Roman" w:eastAsia="宋体"/>
+          <w:sz w:val="21"/>
+        </w:rPr>
+        <w:t>项目立项与章程超支 320 元、环境准备 240 元、参考资料整理 240 元、需求调查 240 元。这些任务的计划工期都只有 2 ~ 3 天，实际却横跨 4 ~ 8 天。它们不是"干得慢"，而是</w:t>
+      </w:r>
+      <w:r>
+        <w:rPr>
+          <w:rFonts w:ascii="Times New Roman" w:hAnsi="Times New Roman" w:eastAsia="宋体"/>
+          <w:b/>
+          <w:sz w:val="21"/>
+        </w:rPr>
+        <w:t>断续等待</w:t>
+      </w:r>
+      <w:r>
+        <w:rPr>
+          <w:rFonts w:ascii="Times New Roman" w:hAnsi="Times New Roman" w:eastAsia="宋体"/>
+          <w:sz w:val="21"/>
+        </w:rPr>
+        <w:t>——等课程模板下发、等训练环境装好、等组内评审意见。日历时间被拉长，工时随之上升。</w:t>
+      </w:r>
+    </w:p>
+    <w:p>
+      <w:pPr>
+        <w:ind w:firstLine="420"/>
+      </w:pPr>
+      <w:r>
+        <w:rPr>
+          <w:rFonts w:ascii="Times New Roman" w:hAnsi="Times New Roman" w:eastAsia="宋体"/>
+          <w:b/>
+          <w:sz w:val="21"/>
+        </w:rPr>
+        <w:t>（2）技术实现类任务基本控制在预算内。</w:t>
+      </w:r>
+    </w:p>
+    <w:p>
+      <w:pPr>
+        <w:ind w:firstLine="420"/>
+      </w:pPr>
+      <w:r>
+        <w:rPr>
+          <w:rFonts w:ascii="Times New Roman" w:hAnsi="Times New Roman" w:eastAsia="宋体"/>
+          <w:sz w:val="21"/>
+        </w:rPr>
+        <w:t>前端开发与计划完全一致（240 元），系统设计反而节约 40 元，后端检测闭环与前后端联调各超支 80 元（约 20%）。这说明按"每人每天 2 小时"估算技术类任务的投入是可行的。</w:t>
+      </w:r>
+    </w:p>
+    <w:p>
+      <w:pPr>
+        <w:ind w:firstLine="420"/>
+      </w:pPr>
+      <w:r>
+        <w:rPr>
+          <w:rFonts w:ascii="Times New Roman" w:hAnsi="Times New Roman" w:eastAsia="宋体"/>
+          <w:b/>
+          <w:sz w:val="21"/>
+        </w:rPr>
+        <w:t>（3）最大的"节约"其实是估算错误。</w:t>
+      </w:r>
+    </w:p>
+    <w:p>
+      <w:pPr>
+        <w:ind w:firstLine="420"/>
+      </w:pPr>
+      <w:r>
+        <w:rPr>
+          <w:rFonts w:ascii="Times New Roman" w:hAnsi="Times New Roman" w:eastAsia="宋体"/>
+          <w:sz w:val="21"/>
+        </w:rPr>
+        <w:t>数据集获取与质量体检（任务 14）中期成本比基准低 720 元，看起来是大额节约，实际原因是它作为</w:t>
+      </w:r>
+      <w:r>
+        <w:rPr>
+          <w:rFonts w:ascii="Times New Roman" w:hAnsi="Times New Roman" w:eastAsia="宋体"/>
+          <w:b/>
+          <w:sz w:val="21"/>
+        </w:rPr>
+        <w:t>自动计划任务</w:t>
+      </w:r>
+      <w:r>
+        <w:rPr>
+          <w:rFonts w:ascii="Times New Roman" w:hAnsi="Times New Roman" w:eastAsia="宋体"/>
+          <w:sz w:val="21"/>
+        </w:rPr>
+        <w:t>，基准工期被前置任务连带拉长到 09-07 ~ 09-22（12 个工作日），造成预算虚高；实际只用了 5 个工作日。保存成本基准之前必须逐项复核自动计划任务的工期。</w:t>
+      </w:r>
+    </w:p>
+    <w:p>
+      <w:pPr>
+        <w:ind w:firstLine="420"/>
+      </w:pPr>
+      <w:r>
+        <w:rPr>
+          <w:rFonts w:ascii="Times New Roman" w:hAnsi="Times New Roman" w:eastAsia="宋体"/>
+          <w:b/>
+          <w:sz w:val="21"/>
+        </w:rPr>
+        <w:t>（4）估算方法的复盘。</w:t>
+      </w:r>
+    </w:p>
+    <w:p>
+      <w:pPr>
+        <w:ind w:firstLine="420"/>
+      </w:pPr>
+      <w:r>
+        <w:rPr>
+          <w:rFonts w:ascii="Times New Roman" w:hAnsi="Times New Roman" w:eastAsia="宋体"/>
+          <w:sz w:val="21"/>
+        </w:rPr>
+        <w:t>自下而上估算（7,480 元）与系数简便算法（7,455 元）相差仅 0.3%，说明</w:t>
+      </w:r>
+      <w:r>
+        <w:rPr>
+          <w:rFonts w:ascii="Times New Roman" w:hAnsi="Times New Roman" w:eastAsia="宋体"/>
+          <w:b/>
+          <w:sz w:val="21"/>
+        </w:rPr>
+        <w:t>总量估算是准的</w:t>
+      </w:r>
+      <w:r>
+        <w:rPr>
+          <w:rFonts w:ascii="Times New Roman" w:hAnsi="Times New Roman" w:eastAsia="宋体"/>
+          <w:sz w:val="21"/>
+        </w:rPr>
+        <w:t>；但偏差全部落在结构上——总盘子没超，任务之间却在互相挪移。对预算的检验不能只看总额，必须逐任务核对。</w:t>
+      </w:r>
+    </w:p>
+    <w:p>
+      <w:pPr>
+        <w:ind w:firstLine="420"/>
+      </w:pPr>
+      <w:r>
+        <w:rPr>
+          <w:rFonts w:ascii="Times New Roman" w:hAnsi="Times New Roman" w:eastAsia="宋体"/>
+          <w:b/>
+          <w:sz w:val="21"/>
+        </w:rPr>
+        <w:t>（5）总体结论。</w:t>
+      </w:r>
+    </w:p>
+    <w:p>
+      <w:pPr>
+        <w:ind w:firstLine="420"/>
+      </w:pPr>
+      <w:r>
+        <w:rPr>
+          <w:rFonts w:ascii="Times New Roman" w:hAnsi="Times New Roman" w:eastAsia="宋体"/>
+          <w:sz w:val="21"/>
+        </w:rPr>
+        <w:t>项目在状态日期上"进度略快、成本超支"：SV +76 元、SPI 1.02，CV −480 元、CPI 0.89。超支与节约相互抵消后仍净超支 480 元，占总预算的 6.4%。</w:t>
+      </w:r>
+      <w:r>
+        <w:rPr>
+          <w:rFonts w:ascii="Times New Roman" w:hAnsi="Times New Roman" w:eastAsia="宋体"/>
+          <w:b/>
+          <w:sz w:val="21"/>
+        </w:rPr>
+        <w:t>计划对"需要等待外部输入"的任务普遍估计不足</w:t>
+      </w:r>
+      <w:r>
+        <w:rPr>
+          <w:rFonts w:ascii="Times New Roman" w:hAnsi="Times New Roman" w:eastAsia="宋体"/>
+          <w:sz w:val="21"/>
+        </w:rPr>
+        <w:t>，这类任务的工期应当按日历跨度而不是有效工时来估算。</w:t>
+      </w:r>
+    </w:p>
+    <w:p>
+      <w:pPr>
+        <w:pStyle w:val="Heading1"/>
+      </w:pPr>
+      <w:r>
+        <w:t>五、成本控制措施</w:t>
       </w:r>
     </w:p>
     <w:p>
@@ -11286,35 +11027,6 @@
     </w:p>
     <w:p>
       <w:pPr>
-        <w:pStyle w:val="Heading1"/>
-      </w:pPr>
-      <w:r>
-        <w:t>四、分析与讨论</w:t>
-      </w:r>
-    </w:p>
-    <w:p>
-      <w:pPr>
-        <w:pStyle w:val="Heading2"/>
-      </w:pPr>
-      <w:r>
-        <w:t>4.1 分任务成本差异与原因</w:t>
-      </w:r>
-    </w:p>
-    <w:p>
-      <w:pPr>
-        <w:ind w:firstLine="420"/>
-      </w:pPr>
-      <w:r>
-        <w:rPr>
-          <w:rFonts w:ascii="Times New Roman" w:hAnsi="Times New Roman" w:eastAsia="宋体"/>
-          <w:b/>
-          <w:sz w:val="21"/>
-        </w:rPr>
-        <w:t>（1）超支集中在"启动与文档"类任务，四项合计 1,040 元。</w:t>
-      </w:r>
-    </w:p>
-    <w:p>
-      <w:pPr>
         <w:ind w:firstLine="420"/>
       </w:pPr>
       <w:r>
@@ -11322,175 +11034,7 @@
           <w:rFonts w:ascii="Times New Roman" w:hAnsi="Times New Roman" w:eastAsia="宋体"/>
           <w:sz w:val="21"/>
         </w:rPr>
-        <w:t>项目立项与章程超支 320 元、环境准备 240 元、参考资料整理 240 元、需求调查 240 元。这些任务的计划工期都只有 2 ~ 3 天，实际却横跨 4 ~ 8 天。它们不是"干得慢"，而是</w:t>
-      </w:r>
-      <w:r>
-        <w:rPr>
-          <w:rFonts w:ascii="Times New Roman" w:hAnsi="Times New Roman" w:eastAsia="宋体"/>
-          <w:b/>
-          <w:sz w:val="21"/>
-        </w:rPr>
-        <w:t>断续等待</w:t>
-      </w:r>
-      <w:r>
-        <w:rPr>
-          <w:rFonts w:ascii="Times New Roman" w:hAnsi="Times New Roman" w:eastAsia="宋体"/>
-          <w:sz w:val="21"/>
-        </w:rPr>
-        <w:t>——等课程模板下发、等训练环境装好、等组内评审意见。日历时间被拉长，工时随之上升。</w:t>
-      </w:r>
-    </w:p>
-    <w:p>
-      <w:pPr>
-        <w:ind w:firstLine="420"/>
-      </w:pPr>
-      <w:r>
-        <w:rPr>
-          <w:rFonts w:ascii="Times New Roman" w:hAnsi="Times New Roman" w:eastAsia="宋体"/>
-          <w:b/>
-          <w:sz w:val="21"/>
-        </w:rPr>
-        <w:t>（2）技术实现类任务基本控制在预算内。</w:t>
-      </w:r>
-    </w:p>
-    <w:p>
-      <w:pPr>
-        <w:ind w:firstLine="420"/>
-      </w:pPr>
-      <w:r>
-        <w:rPr>
-          <w:rFonts w:ascii="Times New Roman" w:hAnsi="Times New Roman" w:eastAsia="宋体"/>
-          <w:sz w:val="21"/>
-        </w:rPr>
-        <w:t>前端开发与计划完全一致（240 元），系统设计反而节约 40 元，后端检测闭环与前后端联调各超支 80 元（约 20%）。这说明按"每人每天 2 小时"估算技术类任务的投入是可行的。</w:t>
-      </w:r>
-    </w:p>
-    <w:p>
-      <w:pPr>
-        <w:ind w:firstLine="420"/>
-      </w:pPr>
-      <w:r>
-        <w:rPr>
-          <w:rFonts w:ascii="Times New Roman" w:hAnsi="Times New Roman" w:eastAsia="宋体"/>
-          <w:b/>
-          <w:sz w:val="21"/>
-        </w:rPr>
-        <w:t>（3）最大的"节约"其实是估算错误。</w:t>
-      </w:r>
-    </w:p>
-    <w:p>
-      <w:pPr>
-        <w:ind w:firstLine="420"/>
-      </w:pPr>
-      <w:r>
-        <w:rPr>
-          <w:rFonts w:ascii="Times New Roman" w:hAnsi="Times New Roman" w:eastAsia="宋体"/>
-          <w:sz w:val="21"/>
-        </w:rPr>
-        <w:t>数据集获取与质量体检（任务 14）中期成本比基准低 720 元，看起来是大额节约，实际原因是它作为</w:t>
-      </w:r>
-      <w:r>
-        <w:rPr>
-          <w:rFonts w:ascii="Times New Roman" w:hAnsi="Times New Roman" w:eastAsia="宋体"/>
-          <w:b/>
-          <w:sz w:val="21"/>
-        </w:rPr>
-        <w:t>自动计划任务</w:t>
-      </w:r>
-      <w:r>
-        <w:rPr>
-          <w:rFonts w:ascii="Times New Roman" w:hAnsi="Times New Roman" w:eastAsia="宋体"/>
-          <w:sz w:val="21"/>
-        </w:rPr>
-        <w:t>，基准工期被前置任务连带拉长到 09-07 ~ 09-22（12 个工作日），造成预算虚高；实际只用了 5 个工作日。这一项提醒我们：保存成本基准之前必须逐项复核自动计划任务的工期。</w:t>
-      </w:r>
-    </w:p>
-    <w:p>
-      <w:pPr>
-        <w:ind w:firstLine="420"/>
-      </w:pPr>
-      <w:r>
-        <w:rPr>
-          <w:rFonts w:ascii="Times New Roman" w:hAnsi="Times New Roman" w:eastAsia="宋体"/>
-          <w:b/>
-          <w:sz w:val="21"/>
-        </w:rPr>
-        <w:t>（4）估算方法的复盘。</w:t>
-      </w:r>
-    </w:p>
-    <w:p>
-      <w:pPr>
-        <w:ind w:firstLine="420"/>
-      </w:pPr>
-      <w:r>
-        <w:rPr>
-          <w:rFonts w:ascii="Times New Roman" w:hAnsi="Times New Roman" w:eastAsia="宋体"/>
-          <w:sz w:val="21"/>
-        </w:rPr>
-        <w:t>自下而上估算（7,480 元）与系数简便算法（7,455 元）相差仅 0.3%，说明</w:t>
-      </w:r>
-      <w:r>
-        <w:rPr>
-          <w:rFonts w:ascii="Times New Roman" w:hAnsi="Times New Roman" w:eastAsia="宋体"/>
-          <w:b/>
-          <w:sz w:val="21"/>
-        </w:rPr>
-        <w:t>总量估算是准的</w:t>
-      </w:r>
-      <w:r>
-        <w:rPr>
-          <w:rFonts w:ascii="Times New Roman" w:hAnsi="Times New Roman" w:eastAsia="宋体"/>
-          <w:sz w:val="21"/>
-        </w:rPr>
-        <w:t>；但偏差全部落在结构上——总盘子没超，任务之间却在互相挪移。这说明对预算的检验不能只看总额，必须逐任务核对。</w:t>
-      </w:r>
-    </w:p>
-    <w:p>
-      <w:pPr>
-        <w:ind w:firstLine="420"/>
-      </w:pPr>
-      <w:r>
-        <w:rPr>
-          <w:rFonts w:ascii="Times New Roman" w:hAnsi="Times New Roman" w:eastAsia="宋体"/>
-          <w:b/>
-          <w:sz w:val="21"/>
-        </w:rPr>
-        <w:t>（5）总体结论。</w:t>
-      </w:r>
-    </w:p>
-    <w:p>
-      <w:pPr>
-        <w:ind w:firstLine="420"/>
-      </w:pPr>
-      <w:r>
-        <w:rPr>
-          <w:rFonts w:ascii="Times New Roman" w:hAnsi="Times New Roman" w:eastAsia="宋体"/>
-          <w:sz w:val="21"/>
-        </w:rPr>
-        <w:t>项目在状态日期上"进度略快、成本超支"：SV +76 元、SPI 1.02，CV −480 元、CPI 0.89。超支与节约相互抵消后仍净超支 480 元，占总预算的 6.4%。</w:t>
-      </w:r>
-      <w:r>
-        <w:rPr>
-          <w:rFonts w:ascii="Times New Roman" w:hAnsi="Times New Roman" w:eastAsia="宋体"/>
-          <w:b/>
-          <w:sz w:val="21"/>
-        </w:rPr>
-        <w:t>说明计划对"需要等待外部输入"的任务普遍估计不足</w:t>
-      </w:r>
-      <w:r>
-        <w:rPr>
-          <w:rFonts w:ascii="Times New Roman" w:hAnsi="Times New Roman" w:eastAsia="宋体"/>
-          <w:sz w:val="21"/>
-        </w:rPr>
-        <w:t>，这类任务的工期应当按日历跨度而不是有效工时来估算。</w:t>
-      </w:r>
-    </w:p>
-    <w:p>
-      <w:pPr>
-        <w:pStyle w:val="Heading2"/>
-      </w:pPr>
-      <w:r>
-        <w:t>4.2 项目成本及资源优化方案</w:t>
+        <w:t>针对上述 4.5 发现的五个问题，成本和资源优化方案如下：</w:t>
       </w:r>
     </w:p>
     <w:tbl>
@@ -11975,7 +11519,7 @@
                 <w:color w:val="808080"/>
                 <w:sz w:val="21"/>
               </w:rPr>
-              <w:t>【此处插入图片】【图 3-4】优化调整后的成本表（截图位置）</w:t>
+              <w:t>【此处插入图片】【图 5-1】优化调整后的成本表（截图位置）</w:t>
             </w:r>
             <w:r>
               <w:br/>
@@ -12001,143 +11545,7 @@
           <w:color w:val="404040"/>
           <w:sz w:val="18"/>
         </w:rPr>
-        <w:t>【图 3-4】优化调整后的成本表（截图位置）</w:t>
-      </w:r>
-    </w:p>
-    <w:p>
-      <w:pPr>
-        <w:pStyle w:val="Heading1"/>
-      </w:pPr>
-      <w:r>
-        <w:t>五、心得体会</w:t>
-      </w:r>
-    </w:p>
-    <w:p>
-      <w:pPr>
-        <w:ind w:firstLine="420"/>
-      </w:pPr>
-      <w:r>
-        <w:rPr>
-          <w:rFonts w:ascii="Times New Roman" w:hAnsi="Times New Roman" w:eastAsia="宋体"/>
-          <w:sz w:val="21"/>
-        </w:rPr>
-        <w:t>课程项目没有真实资金往来，一开始我们都觉得"成本管理"离自己很远。把工时按实习日薪折算成金额之后才发现，</w:t>
-      </w:r>
-      <w:r>
-        <w:rPr>
-          <w:rFonts w:ascii="Times New Roman" w:hAnsi="Times New Roman" w:eastAsia="宋体"/>
-          <w:b/>
-          <w:sz w:val="21"/>
-        </w:rPr>
-        <w:t>成本差异立刻变得可量化</w:t>
-      </w:r>
-      <w:r>
-        <w:rPr>
-          <w:rFonts w:ascii="Times New Roman" w:hAnsi="Times New Roman" w:eastAsia="宋体"/>
-          <w:sz w:val="21"/>
-        </w:rPr>
-        <w:t>：截至 9 月 24 日实际成本 4,396 元，比挣值高出 480 元，CPI 为 0.89，属于轻度超支。</w:t>
-      </w:r>
-    </w:p>
-    <w:p>
-      <w:pPr>
-        <w:ind w:firstLine="420"/>
-      </w:pPr>
-      <w:r>
-        <w:rPr>
-          <w:rFonts w:ascii="Times New Roman" w:hAnsi="Times New Roman" w:eastAsia="宋体"/>
-          <w:sz w:val="21"/>
-        </w:rPr>
-        <w:t>最有意思的发现是超支的来源。原以为成本超支会出现在最难的技术任务上，结果恰恰相反——技术任务基本都在预算内，超支全在"等模板、等安装、等评审"这类看似简单的任务上。</w:t>
-      </w:r>
-      <w:r>
-        <w:rPr>
-          <w:rFonts w:ascii="Times New Roman" w:hAnsi="Times New Roman" w:eastAsia="宋体"/>
-          <w:b/>
-          <w:sz w:val="21"/>
-        </w:rPr>
-        <w:t>只看进度甘特图完全看不出这一点</w:t>
-      </w:r>
-      <w:r>
-        <w:rPr>
-          <w:rFonts w:ascii="Times New Roman" w:hAnsi="Times New Roman" w:eastAsia="宋体"/>
-          <w:sz w:val="21"/>
-        </w:rPr>
-        <w:t>，只有把日历跨度换算成工时和金额才会暴露。</w:t>
-      </w:r>
-    </w:p>
-    <w:p>
-      <w:pPr>
-        <w:ind w:firstLine="420"/>
-      </w:pPr>
-      <w:r>
-        <w:rPr>
-          <w:rFonts w:ascii="Times New Roman" w:hAnsi="Times New Roman" w:eastAsia="宋体"/>
-          <w:sz w:val="21"/>
-        </w:rPr>
-        <w:t>另一个教训是自动计划任务的陷阱：任务 14 的基准预算 960 元，实际只花了 240 元。如果只看"节约 720 元"，会误以为成本控制得很好；实际上那是计划工期被前置任务拉长造成的虚高。这让我们理解了一件事——</w:t>
-      </w:r>
-      <w:r>
-        <w:rPr>
-          <w:rFonts w:ascii="Times New Roman" w:hAnsi="Times New Roman" w:eastAsia="宋体"/>
-          <w:b/>
-          <w:sz w:val="21"/>
-        </w:rPr>
-        <w:t>做成本对比之前，先要确认基准本身是不是可信的</w:t>
-      </w:r>
-      <w:r>
-        <w:rPr>
-          <w:rFonts w:ascii="Times New Roman" w:hAnsi="Times New Roman" w:eastAsia="宋体"/>
-          <w:sz w:val="21"/>
-        </w:rPr>
-        <w:t>。</w:t>
-      </w:r>
-    </w:p>
-    <w:p>
-      <w:pPr>
-        <w:ind w:firstLine="420"/>
-      </w:pPr>
-      <w:r>
-        <w:rPr>
-          <w:rFonts w:ascii="Times New Roman" w:hAnsi="Times New Roman" w:eastAsia="宋体"/>
-          <w:sz w:val="21"/>
-        </w:rPr>
-        <w:t>这次也让我们体会到估算方法的差别：案例里"开发成本 × 20% 管理质量成本 + 直接成本 × 25% 间接成本"是企业口径，我们的 WBS 已经把管理质量任务单列，照搬系数会重复计算。所以</w:t>
-      </w:r>
-      <w:r>
-        <w:rPr>
-          <w:rFonts w:ascii="Times New Roman" w:hAnsi="Times New Roman" w:eastAsia="宋体"/>
-          <w:b/>
-          <w:sz w:val="21"/>
-        </w:rPr>
-        <w:t>套用模板之前必须先想清楚自己项目的口径</w:t>
-      </w:r>
-      <w:r>
-        <w:rPr>
-          <w:rFonts w:ascii="Times New Roman" w:hAnsi="Times New Roman" w:eastAsia="宋体"/>
-          <w:sz w:val="21"/>
-        </w:rPr>
-        <w:t>。</w:t>
-      </w:r>
-    </w:p>
-    <w:p>
-      <w:pPr>
-        <w:ind w:firstLine="420"/>
-      </w:pPr>
-      <w:r>
-        <w:rPr>
-          <w:rFonts w:ascii="Times New Roman" w:hAnsi="Times New Roman" w:eastAsia="宋体"/>
-          <w:sz w:val="21"/>
-        </w:rPr>
-        <w:t>费率口径的选择也让我们讨论了很久：一开始按最低工资折算得到 12 元/工时，总预算不到 4,500 元，看着像"几个人随便做做"；后来改按大学生实习日薪 160 元折算为 20 元/工时，总预算 7,480 元，更贴近"四个人投入两个月做一套 AI 系统"的实际价值。</w:t>
-      </w:r>
-      <w:r>
-        <w:rPr>
-          <w:rFonts w:ascii="Times New Roman" w:hAnsi="Times New Roman" w:eastAsia="宋体"/>
-          <w:b/>
-          <w:sz w:val="21"/>
-        </w:rPr>
-        <w:t>口径不是随便定的，它直接决定成本数字有没有说服力。</w:t>
+        <w:t>【图 5-1】优化调整后的成本表（截图位置）</w:t>
       </w:r>
     </w:p>
     <w:p>
@@ -12336,7 +11744,7 @@
                 <w:rFonts w:ascii="Times New Roman" w:hAnsi="Times New Roman" w:eastAsia="宋体"/>
                 <w:sz w:val="19"/>
               </w:rPr>
-              <w:t>2.3（表 2）</w:t>
+              <w:t>3.3</w:t>
             </w:r>
           </w:p>
         </w:tc>
@@ -12425,7 +11833,7 @@
                 <w:rFonts w:ascii="Times New Roman" w:hAnsi="Times New Roman" w:eastAsia="宋体"/>
                 <w:sz w:val="19"/>
               </w:rPr>
-              <w:t>2.3（表 3）</w:t>
+              <w:t>3.3</w:t>
             </w:r>
           </w:p>
         </w:tc>
@@ -12470,7 +11878,7 @@
                 <w:rFonts w:ascii="Times New Roman" w:hAnsi="Times New Roman" w:eastAsia="宋体"/>
                 <w:sz w:val="19"/>
               </w:rPr>
-              <w:t>图 3-3</w:t>
+              <w:t>图 4-1</w:t>
             </w:r>
           </w:p>
         </w:tc>
@@ -12512,7 +11920,7 @@
                 <w:rFonts w:ascii="Times New Roman" w:hAnsi="Times New Roman" w:eastAsia="宋体"/>
                 <w:sz w:val="19"/>
               </w:rPr>
-              <w:t>3.3</w:t>
+              <w:t>4.3</w:t>
             </w:r>
           </w:p>
         </w:tc>
@@ -12557,7 +11965,7 @@
                 <w:rFonts w:ascii="Times New Roman" w:hAnsi="Times New Roman" w:eastAsia="宋体"/>
                 <w:sz w:val="19"/>
               </w:rPr>
-              <w:t>图 3-4</w:t>
+              <w:t>图 5-1</w:t>
             </w:r>
           </w:p>
         </w:tc>
@@ -12601,7 +12009,7 @@
                 <w:rFonts w:ascii="Times New Roman" w:hAnsi="Times New Roman" w:eastAsia="宋体"/>
                 <w:sz w:val="19"/>
               </w:rPr>
-              <w:t>4.2</w:t>
+              <w:t>五</w:t>
             </w:r>
           </w:p>
         </w:tc>
@@ -12629,98 +12037,6 @@
         </w:tc>
       </w:tr>
     </w:tbl>
-    <w:p>
-      <w:pPr>
-        <w:ind w:firstLine="420"/>
-      </w:pPr>
-      <w:r>
-        <w:rPr>
-          <w:rFonts w:ascii="Times New Roman" w:hAnsi="Times New Roman" w:eastAsia="宋体"/>
-          <w:b/>
-          <w:sz w:val="21"/>
-        </w:rPr>
-        <w:t>出图与归档要求</w:t>
-      </w:r>
-    </w:p>
-    <w:p>
-      <w:r>
-        <w:rPr>
-          <w:rFonts w:ascii="Times New Roman" w:hAnsi="Times New Roman" w:eastAsia="宋体"/>
-          <w:sz w:val="21"/>
-        </w:rPr>
-        <w:t xml:space="preserve">1. 截图用 </w:t>
-      </w:r>
-      <w:r>
-        <w:rPr>
-          <w:rFonts w:ascii="Consolas" w:hAnsi="Consolas" w:eastAsia="Consolas"/>
-          <w:sz w:val="19"/>
-        </w:rPr>
-        <w:t>Win + Shift + S</w:t>
-      </w:r>
-      <w:r>
-        <w:rPr>
-          <w:rFonts w:ascii="Times New Roman" w:hAnsi="Times New Roman" w:eastAsia="宋体"/>
-          <w:sz w:val="21"/>
-        </w:rPr>
-        <w:t xml:space="preserve">，原图保存到 </w:t>
-      </w:r>
-      <w:r>
-        <w:rPr>
-          <w:rFonts w:ascii="Consolas" w:hAnsi="Consolas" w:eastAsia="Consolas"/>
-          <w:sz w:val="19"/>
-        </w:rPr>
-        <w:t>docs/课程任务/过程记录/&lt;姓名&gt;/</w:t>
-      </w:r>
-      <w:r>
-        <w:rPr>
-          <w:rFonts w:ascii="Times New Roman" w:hAnsi="Times New Roman" w:eastAsia="宋体"/>
-          <w:sz w:val="21"/>
-        </w:rPr>
-        <w:t>；</w:t>
-      </w:r>
-    </w:p>
-    <w:p>
-      <w:r>
-        <w:rPr>
-          <w:rFonts w:ascii="Times New Roman" w:hAnsi="Times New Roman" w:eastAsia="宋体"/>
-          <w:sz w:val="21"/>
-        </w:rPr>
-        <w:t>2. 正文中用图号引用（"如表 3-1""见图 3-3"），</w:t>
-      </w:r>
-      <w:r>
-        <w:rPr>
-          <w:rFonts w:ascii="Times New Roman" w:hAnsi="Times New Roman" w:eastAsia="宋体"/>
-          <w:b/>
-          <w:sz w:val="21"/>
-        </w:rPr>
-        <w:t>图题写在图下方、表题写在表上方</w:t>
-      </w:r>
-      <w:r>
-        <w:rPr>
-          <w:rFonts w:ascii="Times New Roman" w:hAnsi="Times New Roman" w:eastAsia="宋体"/>
-          <w:sz w:val="21"/>
-        </w:rPr>
-        <w:t>；</w:t>
-      </w:r>
-    </w:p>
-    <w:p>
-      <w:r>
-        <w:rPr>
-          <w:rFonts w:ascii="Times New Roman" w:hAnsi="Times New Roman" w:eastAsia="宋体"/>
-          <w:sz w:val="21"/>
-        </w:rPr>
-        <w:t>3. 表格编号按出现顺序：表 1（开发工作量）、表 2（人力资源费率）、表 3（成本预算）；</w:t>
-      </w:r>
-    </w:p>
-    <w:p>
-      <w:r>
-        <w:rPr>
-          <w:rFonts w:ascii="Times New Roman" w:hAnsi="Times New Roman" w:eastAsia="宋体"/>
-          <w:sz w:val="21"/>
-        </w:rPr>
-        <w:t>4. 表 3 的开始 / 结束日期必须与《进度管理》文档表 3-1 完全一致，出图前先核对一遍。</w:t>
-      </w:r>
-    </w:p>
     <w:sectPr>
       <w:footerReference w:type="default" r:id="rId9"/>
       <w:pgSz w:w="11906" w:h="16838"/>

--- a/docs/课程任务/实验6-软件项目成本管理/实验6_软件项目成本管理.docx
+++ b/docs/课程任务/实验6-软件项目成本管理/实验6_软件项目成本管理.docx
@@ -5909,6 +5909,13 @@
         </w:rPr>
         <w:t>表 3-3　项目成本预算</w:t>
       </w:r>
+      <w:r>
+        <w:rPr>
+          <w:rFonts w:ascii="Times New Roman" w:hAnsi="Times New Roman" w:eastAsia="宋体"/>
+          <w:sz w:val="21"/>
+        </w:rPr>
+        <w:t>（对应 Project 成本表中的"比较基准成本"与"成本"两列）</w:t>
+      </w:r>
     </w:p>
     <w:tbl>
       <w:tblPr>
@@ -5927,16 +5934,17 @@
         </w:tblCellMar>
       </w:tblPr>
       <w:tblGrid>
-        <w:gridCol w:w="1020"/>
-        <w:gridCol w:w="2835"/>
-        <w:gridCol w:w="1701"/>
-        <w:gridCol w:w="1587"/>
-        <w:gridCol w:w="1587"/>
+        <w:gridCol w:w="793"/>
+        <w:gridCol w:w="2381"/>
+        <w:gridCol w:w="1474"/>
+        <w:gridCol w:w="1474"/>
+        <w:gridCol w:w="1360"/>
+        <w:gridCol w:w="1247"/>
       </w:tblGrid>
       <w:tr>
         <w:tc>
           <w:tcPr>
-            <w:tcW w:type="dxa" w:w="1020"/>
+            <w:tcW w:type="dxa" w:w="794"/>
             <w:vAlign w:val="center"/>
             <w:shd w:val="clear" w:color="auto" w:fill="1F4D78"/>
           </w:tcPr>
@@ -5959,7 +5967,7 @@
         </w:tc>
         <w:tc>
           <w:tcPr>
-            <w:tcW w:type="dxa" w:w="2835"/>
+            <w:tcW w:type="dxa" w:w="2381"/>
             <w:vAlign w:val="center"/>
             <w:shd w:val="clear" w:color="auto" w:fill="1F4D78"/>
           </w:tcPr>
@@ -5982,7 +5990,7 @@
         </w:tc>
         <w:tc>
           <w:tcPr>
-            <w:tcW w:type="dxa" w:w="1701"/>
+            <w:tcW w:type="dxa" w:w="1474"/>
             <w:vAlign w:val="center"/>
             <w:shd w:val="clear" w:color="auto" w:fill="1F4D78"/>
           </w:tcPr>
@@ -6005,7 +6013,7 @@
         </w:tc>
         <w:tc>
           <w:tcPr>
-            <w:tcW w:type="dxa" w:w="1587"/>
+            <w:tcW w:type="dxa" w:w="1474"/>
             <w:vAlign w:val="center"/>
             <w:shd w:val="clear" w:color="auto" w:fill="1F4D78"/>
           </w:tcPr>
@@ -6028,7 +6036,7 @@
         </w:tc>
         <w:tc>
           <w:tcPr>
-            <w:tcW w:type="dxa" w:w="1587"/>
+            <w:tcW w:type="dxa" w:w="1361"/>
             <w:vAlign w:val="center"/>
             <w:shd w:val="clear" w:color="auto" w:fill="1F4D78"/>
           </w:tcPr>
@@ -6049,11 +6057,34 @@
             </w:r>
           </w:p>
         </w:tc>
+        <w:tc>
+          <w:tcPr>
+            <w:tcW w:type="dxa" w:w="1247"/>
+            <w:vAlign w:val="center"/>
+            <w:shd w:val="clear" w:color="auto" w:fill="1F4D78"/>
+          </w:tcPr>
+          <w:p>
+            <w:pPr>
+              <w:ind w:firstLine="0"/>
+              <w:jc w:val="center"/>
+            </w:pPr>
+            <w:r/>
+            <w:r>
+              <w:rPr>
+                <w:rFonts w:ascii="Times New Roman" w:hAnsi="Times New Roman" w:eastAsia="黑体"/>
+                <w:b/>
+                <w:color w:val="FFFFFF"/>
+                <w:sz w:val="19"/>
+              </w:rPr>
+              <w:t>当前成本(元)</w:t>
+            </w:r>
+          </w:p>
+        </w:tc>
       </w:tr>
       <w:tr>
         <w:tc>
           <w:tcPr>
-            <w:tcW w:type="dxa" w:w="1020"/>
+            <w:tcW w:type="dxa" w:w="794"/>
             <w:vAlign w:val="center"/>
           </w:tcPr>
           <w:p>
@@ -6074,7 +6105,7 @@
         </w:tc>
         <w:tc>
           <w:tcPr>
-            <w:tcW w:type="dxa" w:w="2835"/>
+            <w:tcW w:type="dxa" w:w="2381"/>
             <w:vAlign w:val="center"/>
           </w:tcPr>
           <w:p>
@@ -6095,7 +6126,7 @@
         </w:tc>
         <w:tc>
           <w:tcPr>
-            <w:tcW w:type="dxa" w:w="1701"/>
+            <w:tcW w:type="dxa" w:w="1474"/>
             <w:vAlign w:val="center"/>
           </w:tcPr>
           <w:p>
@@ -6116,7 +6147,7 @@
         </w:tc>
         <w:tc>
           <w:tcPr>
-            <w:tcW w:type="dxa" w:w="1587"/>
+            <w:tcW w:type="dxa" w:w="1474"/>
             <w:vAlign w:val="center"/>
           </w:tcPr>
           <w:p>
@@ -6137,7 +6168,7 @@
         </w:tc>
         <w:tc>
           <w:tcPr>
-            <w:tcW w:type="dxa" w:w="1587"/>
+            <w:tcW w:type="dxa" w:w="1361"/>
             <w:vAlign w:val="center"/>
           </w:tcPr>
           <w:p>
@@ -6153,6 +6184,27 @@
                 <w:sz w:val="19"/>
               </w:rPr>
               <w:t>480</w:t>
+            </w:r>
+          </w:p>
+        </w:tc>
+        <w:tc>
+          <w:tcPr>
+            <w:tcW w:type="dxa" w:w="1247"/>
+            <w:vAlign w:val="center"/>
+          </w:tcPr>
+          <w:p>
+            <w:pPr>
+              <w:spacing w:line="300" w:lineRule="auto"/>
+              <w:ind w:firstLine="0"/>
+              <w:jc w:val="left"/>
+            </w:pPr>
+            <w:r/>
+            <w:r>
+              <w:rPr>
+                <w:rFonts w:ascii="Times New Roman" w:hAnsi="Times New Roman" w:eastAsia="宋体"/>
+                <w:sz w:val="19"/>
+              </w:rPr>
+              <w:t>1,280</w:t>
             </w:r>
           </w:p>
         </w:tc>
@@ -6160,7 +6212,7 @@
       <w:tr>
         <w:tc>
           <w:tcPr>
-            <w:tcW w:type="dxa" w:w="1020"/>
+            <w:tcW w:type="dxa" w:w="794"/>
             <w:vAlign w:val="center"/>
             <w:shd w:val="clear" w:color="auto" w:fill="F2F5F9"/>
           </w:tcPr>
@@ -6182,7 +6234,7 @@
         </w:tc>
         <w:tc>
           <w:tcPr>
-            <w:tcW w:type="dxa" w:w="2835"/>
+            <w:tcW w:type="dxa" w:w="2381"/>
             <w:vAlign w:val="center"/>
             <w:shd w:val="clear" w:color="auto" w:fill="F2F5F9"/>
           </w:tcPr>
@@ -6204,7 +6256,7 @@
         </w:tc>
         <w:tc>
           <w:tcPr>
-            <w:tcW w:type="dxa" w:w="1701"/>
+            <w:tcW w:type="dxa" w:w="1474"/>
             <w:vAlign w:val="center"/>
             <w:shd w:val="clear" w:color="auto" w:fill="F2F5F9"/>
           </w:tcPr>
@@ -6226,7 +6278,7 @@
         </w:tc>
         <w:tc>
           <w:tcPr>
-            <w:tcW w:type="dxa" w:w="1587"/>
+            <w:tcW w:type="dxa" w:w="1474"/>
             <w:vAlign w:val="center"/>
             <w:shd w:val="clear" w:color="auto" w:fill="F2F5F9"/>
           </w:tcPr>
@@ -6248,7 +6300,7 @@
         </w:tc>
         <w:tc>
           <w:tcPr>
-            <w:tcW w:type="dxa" w:w="1587"/>
+            <w:tcW w:type="dxa" w:w="1361"/>
             <w:vAlign w:val="center"/>
             <w:shd w:val="clear" w:color="auto" w:fill="F2F5F9"/>
           </w:tcPr>
@@ -6265,6 +6317,28 @@
                 <w:sz w:val="19"/>
               </w:rPr>
               <w:t>1,080</w:t>
+            </w:r>
+          </w:p>
+        </w:tc>
+        <w:tc>
+          <w:tcPr>
+            <w:tcW w:type="dxa" w:w="1247"/>
+            <w:vAlign w:val="center"/>
+            <w:shd w:val="clear" w:color="auto" w:fill="F2F5F9"/>
+          </w:tcPr>
+          <w:p>
+            <w:pPr>
+              <w:spacing w:line="300" w:lineRule="auto"/>
+              <w:ind w:firstLine="0"/>
+              <w:jc w:val="left"/>
+            </w:pPr>
+            <w:r/>
+            <w:r>
+              <w:rPr>
+                <w:rFonts w:ascii="Times New Roman" w:hAnsi="Times New Roman" w:eastAsia="宋体"/>
+                <w:sz w:val="19"/>
+              </w:rPr>
+              <w:t>1,280</w:t>
             </w:r>
           </w:p>
         </w:tc>
@@ -6272,7 +6346,7 @@
       <w:tr>
         <w:tc>
           <w:tcPr>
-            <w:tcW w:type="dxa" w:w="1020"/>
+            <w:tcW w:type="dxa" w:w="794"/>
             <w:vAlign w:val="center"/>
           </w:tcPr>
           <w:p>
@@ -6293,7 +6367,7 @@
         </w:tc>
         <w:tc>
           <w:tcPr>
-            <w:tcW w:type="dxa" w:w="2835"/>
+            <w:tcW w:type="dxa" w:w="2381"/>
             <w:vAlign w:val="center"/>
           </w:tcPr>
           <w:p>
@@ -6314,7 +6388,7 @@
         </w:tc>
         <w:tc>
           <w:tcPr>
-            <w:tcW w:type="dxa" w:w="1701"/>
+            <w:tcW w:type="dxa" w:w="1474"/>
             <w:vAlign w:val="center"/>
           </w:tcPr>
           <w:p>
@@ -6335,7 +6409,7 @@
         </w:tc>
         <w:tc>
           <w:tcPr>
-            <w:tcW w:type="dxa" w:w="1587"/>
+            <w:tcW w:type="dxa" w:w="1474"/>
             <w:vAlign w:val="center"/>
           </w:tcPr>
           <w:p>
@@ -6356,7 +6430,7 @@
         </w:tc>
         <w:tc>
           <w:tcPr>
-            <w:tcW w:type="dxa" w:w="1587"/>
+            <w:tcW w:type="dxa" w:w="1361"/>
             <w:vAlign w:val="center"/>
           </w:tcPr>
           <w:p>
@@ -6372,6 +6446,27 @@
                 <w:sz w:val="19"/>
               </w:rPr>
               <w:t>880</w:t>
+            </w:r>
+          </w:p>
+        </w:tc>
+        <w:tc>
+          <w:tcPr>
+            <w:tcW w:type="dxa" w:w="1247"/>
+            <w:vAlign w:val="center"/>
+          </w:tcPr>
+          <w:p>
+            <w:pPr>
+              <w:spacing w:line="300" w:lineRule="auto"/>
+              <w:ind w:firstLine="0"/>
+              <w:jc w:val="left"/>
+            </w:pPr>
+            <w:r/>
+            <w:r>
+              <w:rPr>
+                <w:rFonts w:ascii="Times New Roman" w:hAnsi="Times New Roman" w:eastAsia="宋体"/>
+                <w:sz w:val="19"/>
+              </w:rPr>
+              <w:t>1,040</w:t>
             </w:r>
           </w:p>
         </w:tc>
@@ -6379,7 +6474,7 @@
       <w:tr>
         <w:tc>
           <w:tcPr>
-            <w:tcW w:type="dxa" w:w="1020"/>
+            <w:tcW w:type="dxa" w:w="794"/>
             <w:vAlign w:val="center"/>
             <w:shd w:val="clear" w:color="auto" w:fill="F2F5F9"/>
           </w:tcPr>
@@ -6401,7 +6496,7 @@
         </w:tc>
         <w:tc>
           <w:tcPr>
-            <w:tcW w:type="dxa" w:w="2835"/>
+            <w:tcW w:type="dxa" w:w="2381"/>
             <w:vAlign w:val="center"/>
             <w:shd w:val="clear" w:color="auto" w:fill="F2F5F9"/>
           </w:tcPr>
@@ -6423,7 +6518,7 @@
         </w:tc>
         <w:tc>
           <w:tcPr>
-            <w:tcW w:type="dxa" w:w="1701"/>
+            <w:tcW w:type="dxa" w:w="1474"/>
             <w:vAlign w:val="center"/>
             <w:shd w:val="clear" w:color="auto" w:fill="F2F5F9"/>
           </w:tcPr>
@@ -6445,7 +6540,7 @@
         </w:tc>
         <w:tc>
           <w:tcPr>
-            <w:tcW w:type="dxa" w:w="1587"/>
+            <w:tcW w:type="dxa" w:w="1474"/>
             <w:vAlign w:val="center"/>
             <w:shd w:val="clear" w:color="auto" w:fill="F2F5F9"/>
           </w:tcPr>
@@ -6467,7 +6562,7 @@
         </w:tc>
         <w:tc>
           <w:tcPr>
-            <w:tcW w:type="dxa" w:w="1587"/>
+            <w:tcW w:type="dxa" w:w="1361"/>
             <w:vAlign w:val="center"/>
             <w:shd w:val="clear" w:color="auto" w:fill="F2F5F9"/>
           </w:tcPr>
@@ -6484,6 +6579,28 @@
                 <w:sz w:val="19"/>
               </w:rPr>
               <w:t>2,920</w:t>
+            </w:r>
+          </w:p>
+        </w:tc>
+        <w:tc>
+          <w:tcPr>
+            <w:tcW w:type="dxa" w:w="1247"/>
+            <w:vAlign w:val="center"/>
+            <w:shd w:val="clear" w:color="auto" w:fill="F2F5F9"/>
+          </w:tcPr>
+          <w:p>
+            <w:pPr>
+              <w:spacing w:line="300" w:lineRule="auto"/>
+              <w:ind w:firstLine="0"/>
+              <w:jc w:val="left"/>
+            </w:pPr>
+            <w:r/>
+            <w:r>
+              <w:rPr>
+                <w:rFonts w:ascii="Times New Roman" w:hAnsi="Times New Roman" w:eastAsia="宋体"/>
+                <w:sz w:val="19"/>
+              </w:rPr>
+              <w:t>2,240</w:t>
             </w:r>
           </w:p>
         </w:tc>
@@ -6491,7 +6608,7 @@
       <w:tr>
         <w:tc>
           <w:tcPr>
-            <w:tcW w:type="dxa" w:w="1020"/>
+            <w:tcW w:type="dxa" w:w="794"/>
             <w:vAlign w:val="center"/>
           </w:tcPr>
           <w:p>
@@ -6512,7 +6629,7 @@
         </w:tc>
         <w:tc>
           <w:tcPr>
-            <w:tcW w:type="dxa" w:w="2835"/>
+            <w:tcW w:type="dxa" w:w="2381"/>
             <w:vAlign w:val="center"/>
           </w:tcPr>
           <w:p>
@@ -6533,7 +6650,7 @@
         </w:tc>
         <w:tc>
           <w:tcPr>
-            <w:tcW w:type="dxa" w:w="1701"/>
+            <w:tcW w:type="dxa" w:w="1474"/>
             <w:vAlign w:val="center"/>
           </w:tcPr>
           <w:p>
@@ -6554,7 +6671,7 @@
         </w:tc>
         <w:tc>
           <w:tcPr>
-            <w:tcW w:type="dxa" w:w="1587"/>
+            <w:tcW w:type="dxa" w:w="1474"/>
             <w:vAlign w:val="center"/>
           </w:tcPr>
           <w:p>
@@ -6575,7 +6692,28 @@
         </w:tc>
         <w:tc>
           <w:tcPr>
-            <w:tcW w:type="dxa" w:w="1587"/>
+            <w:tcW w:type="dxa" w:w="1361"/>
+            <w:vAlign w:val="center"/>
+          </w:tcPr>
+          <w:p>
+            <w:pPr>
+              <w:spacing w:line="300" w:lineRule="auto"/>
+              <w:ind w:firstLine="0"/>
+              <w:jc w:val="left"/>
+            </w:pPr>
+            <w:r/>
+            <w:r>
+              <w:rPr>
+                <w:rFonts w:ascii="Times New Roman" w:hAnsi="Times New Roman" w:eastAsia="宋体"/>
+                <w:sz w:val="19"/>
+              </w:rPr>
+              <w:t>1,000</w:t>
+            </w:r>
+          </w:p>
+        </w:tc>
+        <w:tc>
+          <w:tcPr>
+            <w:tcW w:type="dxa" w:w="1247"/>
             <w:vAlign w:val="center"/>
           </w:tcPr>
           <w:p>
@@ -6598,7 +6736,7 @@
       <w:tr>
         <w:tc>
           <w:tcPr>
-            <w:tcW w:type="dxa" w:w="1020"/>
+            <w:tcW w:type="dxa" w:w="794"/>
             <w:vAlign w:val="center"/>
             <w:shd w:val="clear" w:color="auto" w:fill="F2F5F9"/>
           </w:tcPr>
@@ -6620,7 +6758,7 @@
         </w:tc>
         <w:tc>
           <w:tcPr>
-            <w:tcW w:type="dxa" w:w="2835"/>
+            <w:tcW w:type="dxa" w:w="2381"/>
             <w:vAlign w:val="center"/>
             <w:shd w:val="clear" w:color="auto" w:fill="F2F5F9"/>
           </w:tcPr>
@@ -6642,7 +6780,7 @@
         </w:tc>
         <w:tc>
           <w:tcPr>
-            <w:tcW w:type="dxa" w:w="1701"/>
+            <w:tcW w:type="dxa" w:w="1474"/>
             <w:vAlign w:val="center"/>
             <w:shd w:val="clear" w:color="auto" w:fill="F2F5F9"/>
           </w:tcPr>
@@ -6664,7 +6802,7 @@
         </w:tc>
         <w:tc>
           <w:tcPr>
-            <w:tcW w:type="dxa" w:w="1587"/>
+            <w:tcW w:type="dxa" w:w="1474"/>
             <w:vAlign w:val="center"/>
             <w:shd w:val="clear" w:color="auto" w:fill="F2F5F9"/>
           </w:tcPr>
@@ -6686,7 +6824,29 @@
         </w:tc>
         <w:tc>
           <w:tcPr>
-            <w:tcW w:type="dxa" w:w="1587"/>
+            <w:tcW w:type="dxa" w:w="1361"/>
+            <w:vAlign w:val="center"/>
+            <w:shd w:val="clear" w:color="auto" w:fill="F2F5F9"/>
+          </w:tcPr>
+          <w:p>
+            <w:pPr>
+              <w:spacing w:line="300" w:lineRule="auto"/>
+              <w:ind w:firstLine="0"/>
+              <w:jc w:val="left"/>
+            </w:pPr>
+            <w:r/>
+            <w:r>
+              <w:rPr>
+                <w:rFonts w:ascii="Times New Roman" w:hAnsi="Times New Roman" w:eastAsia="宋体"/>
+                <w:sz w:val="19"/>
+              </w:rPr>
+              <w:t>560</w:t>
+            </w:r>
+          </w:p>
+        </w:tc>
+        <w:tc>
+          <w:tcPr>
+            <w:tcW w:type="dxa" w:w="1247"/>
             <w:vAlign w:val="center"/>
             <w:shd w:val="clear" w:color="auto" w:fill="F2F5F9"/>
           </w:tcPr>
@@ -6710,7 +6870,7 @@
       <w:tr>
         <w:tc>
           <w:tcPr>
-            <w:tcW w:type="dxa" w:w="1020"/>
+            <w:tcW w:type="dxa" w:w="794"/>
             <w:vAlign w:val="center"/>
           </w:tcPr>
           <w:p>
@@ -6731,7 +6891,7 @@
         </w:tc>
         <w:tc>
           <w:tcPr>
-            <w:tcW w:type="dxa" w:w="2835"/>
+            <w:tcW w:type="dxa" w:w="2381"/>
             <w:vAlign w:val="center"/>
           </w:tcPr>
           <w:p>
@@ -6752,7 +6912,7 @@
         </w:tc>
         <w:tc>
           <w:tcPr>
-            <w:tcW w:type="dxa" w:w="1701"/>
+            <w:tcW w:type="dxa" w:w="1474"/>
             <w:vAlign w:val="center"/>
           </w:tcPr>
           <w:p>
@@ -6773,7 +6933,7 @@
         </w:tc>
         <w:tc>
           <w:tcPr>
-            <w:tcW w:type="dxa" w:w="1587"/>
+            <w:tcW w:type="dxa" w:w="1474"/>
             <w:vAlign w:val="center"/>
           </w:tcPr>
           <w:p>
@@ -6794,7 +6954,28 @@
         </w:tc>
         <w:tc>
           <w:tcPr>
-            <w:tcW w:type="dxa" w:w="1587"/>
+            <w:tcW w:type="dxa" w:w="1361"/>
+            <w:vAlign w:val="center"/>
+          </w:tcPr>
+          <w:p>
+            <w:pPr>
+              <w:spacing w:line="300" w:lineRule="auto"/>
+              <w:ind w:firstLine="0"/>
+              <w:jc w:val="left"/>
+            </w:pPr>
+            <w:r/>
+            <w:r>
+              <w:rPr>
+                <w:rFonts w:ascii="Times New Roman" w:hAnsi="Times New Roman" w:eastAsia="宋体"/>
+                <w:sz w:val="19"/>
+              </w:rPr>
+              <w:t>560</w:t>
+            </w:r>
+          </w:p>
+        </w:tc>
+        <w:tc>
+          <w:tcPr>
+            <w:tcW w:type="dxa" w:w="1247"/>
             <w:vAlign w:val="center"/>
           </w:tcPr>
           <w:p>
@@ -6817,7 +6998,7 @@
       <w:tr>
         <w:tc>
           <w:tcPr>
-            <w:tcW w:type="dxa" w:w="1020"/>
+            <w:tcW w:type="dxa" w:w="794"/>
             <w:vAlign w:val="center"/>
             <w:shd w:val="clear" w:color="auto" w:fill="F2F5F9"/>
           </w:tcPr>
@@ -6839,7 +7020,7 @@
         </w:tc>
         <w:tc>
           <w:tcPr>
-            <w:tcW w:type="dxa" w:w="2835"/>
+            <w:tcW w:type="dxa" w:w="2381"/>
             <w:vAlign w:val="center"/>
             <w:shd w:val="clear" w:color="auto" w:fill="F2F5F9"/>
           </w:tcPr>
@@ -6855,13 +7036,13 @@
                 <w:rFonts w:ascii="Times New Roman" w:hAnsi="Times New Roman" w:eastAsia="宋体"/>
                 <w:sz w:val="19"/>
               </w:rPr>
-              <w:t>**预算总成本**</w:t>
-            </w:r>
-          </w:p>
-        </w:tc>
-        <w:tc>
-          <w:tcPr>
-            <w:tcW w:type="dxa" w:w="1701"/>
+              <w:t>**合计**</w:t>
+            </w:r>
+          </w:p>
+        </w:tc>
+        <w:tc>
+          <w:tcPr>
+            <w:tcW w:type="dxa" w:w="1474"/>
             <w:vAlign w:val="center"/>
             <w:shd w:val="clear" w:color="auto" w:fill="F2F5F9"/>
           </w:tcPr>
@@ -6883,7 +7064,7 @@
         </w:tc>
         <w:tc>
           <w:tcPr>
-            <w:tcW w:type="dxa" w:w="1587"/>
+            <w:tcW w:type="dxa" w:w="1474"/>
             <w:vAlign w:val="center"/>
             <w:shd w:val="clear" w:color="auto" w:fill="F2F5F9"/>
           </w:tcPr>
@@ -6905,7 +7086,7 @@
         </w:tc>
         <w:tc>
           <w:tcPr>
-            <w:tcW w:type="dxa" w:w="1587"/>
+            <w:tcW w:type="dxa" w:w="1361"/>
             <w:vAlign w:val="center"/>
             <w:shd w:val="clear" w:color="auto" w:fill="F2F5F9"/>
           </w:tcPr>
@@ -6922,6 +7103,28 @@
                 <w:sz w:val="19"/>
               </w:rPr>
               <w:t>**7,480**</w:t>
+            </w:r>
+          </w:p>
+        </w:tc>
+        <w:tc>
+          <w:tcPr>
+            <w:tcW w:type="dxa" w:w="1247"/>
+            <w:vAlign w:val="center"/>
+            <w:shd w:val="clear" w:color="auto" w:fill="F2F5F9"/>
+          </w:tcPr>
+          <w:p>
+            <w:pPr>
+              <w:spacing w:line="300" w:lineRule="auto"/>
+              <w:ind w:firstLine="0"/>
+              <w:jc w:val="left"/>
+            </w:pPr>
+            <w:r/>
+            <w:r>
+              <w:rPr>
+                <w:rFonts w:ascii="Times New Roman" w:hAnsi="Times New Roman" w:eastAsia="宋体"/>
+                <w:sz w:val="19"/>
+              </w:rPr>
+              <w:t>**7,960**</w:t>
             </w:r>
           </w:p>
         </w:tc>
@@ -6936,7 +7139,16 @@
           <w:rFonts w:ascii="Times New Roman" w:hAnsi="Times New Roman" w:eastAsia="宋体"/>
           <w:sz w:val="21"/>
         </w:rPr>
-        <w:t>项目成本预算如表 3-3 所示，</w:t>
+        <w:t>项目成本预算如表 3-3 所示。两列的含义必须区分清楚：</w:t>
+      </w:r>
+    </w:p>
+    <w:p>
+      <w:r>
+        <w:rPr>
+          <w:rFonts w:ascii="Times New Roman" w:hAnsi="Times New Roman" w:eastAsia="宋体"/>
+          <w:sz w:val="21"/>
+        </w:rPr>
+        <w:t xml:space="preserve">• </w:t>
       </w:r>
       <w:r>
         <w:rPr>
@@ -6944,14 +7156,29 @@
           <w:b/>
           <w:sz w:val="21"/>
         </w:rPr>
-        <w:t>预算总成本为 7,480 元</w:t>
+        <w:t>预算成本 7,480 元</w:t>
       </w:r>
       <w:r>
         <w:rPr>
           <w:rFonts w:ascii="Times New Roman" w:hAnsi="Times New Roman" w:eastAsia="宋体"/>
           <w:sz w:val="21"/>
         </w:rPr>
-        <w:t>，与步骤 2 估算的开发成本 7,480 元完全一致（估算与预算采用同一套 WBS 与费率，因此不存在二次偏差）。这 7,480 元即</w:t>
+        <w:t xml:space="preserve">——保存比较基准时的计划成本，即 </w:t>
+      </w:r>
+      <w:r>
+        <w:rPr>
+          <w:rFonts w:ascii="Times New Roman" w:hAnsi="Times New Roman" w:eastAsia="宋体"/>
+          <w:b/>
+          <w:sz w:val="21"/>
+        </w:rPr>
+        <w:t>Project 成本表中的"比较基准成本"列</w:t>
+      </w:r>
+      <w:r>
+        <w:rPr>
+          <w:rFonts w:ascii="Times New Roman" w:hAnsi="Times New Roman" w:eastAsia="宋体"/>
+          <w:sz w:val="21"/>
+        </w:rPr>
+        <w:t>，也是本项目的</w:t>
       </w:r>
       <w:r>
         <w:rPr>
@@ -6966,8 +7193,108 @@
           <w:rFonts w:ascii="Times New Roman" w:hAnsi="Times New Roman" w:eastAsia="宋体"/>
           <w:sz w:val="21"/>
         </w:rPr>
-        <w:t>，作为后续成本控制的依据。</w:t>
+        <w:t>，与步骤 2 估算的开发成本 7,480 元完全一致；</w:t>
       </w:r>
+    </w:p>
+    <w:p>
+      <w:r>
+        <w:rPr>
+          <w:rFonts w:ascii="Times New Roman" w:hAnsi="Times New Roman" w:eastAsia="宋体"/>
+          <w:sz w:val="21"/>
+        </w:rPr>
+        <w:t xml:space="preserve">• </w:t>
+      </w:r>
+      <w:r>
+        <w:rPr>
+          <w:rFonts w:ascii="Times New Roman" w:hAnsi="Times New Roman" w:eastAsia="宋体"/>
+          <w:b/>
+          <w:sz w:val="21"/>
+        </w:rPr>
+        <w:t>当前成本 7,960 元</w:t>
+      </w:r>
+      <w:r>
+        <w:rPr>
+          <w:rFonts w:ascii="Times New Roman" w:hAnsi="Times New Roman" w:eastAsia="宋体"/>
+          <w:sz w:val="21"/>
+        </w:rPr>
+        <w:t xml:space="preserve">——录入实际进度后 Project 重新计算的成本合计，即 </w:t>
+      </w:r>
+      <w:r>
+        <w:rPr>
+          <w:rFonts w:ascii="Times New Roman" w:hAnsi="Times New Roman" w:eastAsia="宋体"/>
+          <w:b/>
+          <w:sz w:val="21"/>
+        </w:rPr>
+        <w:t>Project 成本表中的"成本"列</w:t>
+      </w:r>
+      <w:r>
+        <w:rPr>
+          <w:rFonts w:ascii="Times New Roman" w:hAnsi="Times New Roman" w:eastAsia="宋体"/>
+          <w:sz w:val="21"/>
+        </w:rPr>
+        <w:t>；它比基准高 480 元，正是 4.2 节挣值分析中 CV（−480 元）的来源。</w:t>
+      </w:r>
+    </w:p>
+    <w:tbl>
+      <w:tblPr>
+        <w:tblStyle w:val="TableGrid"/>
+        <w:tblW w:type="auto" w:w="0"/>
+        <w:jc w:val="center"/>
+        <w:tblLayout w:type="fixed"/>
+        <w:tblLook w:firstColumn="1" w:firstRow="1" w:lastColumn="0" w:lastRow="0" w:noHBand="0" w:noVBand="1" w:val="04A0"/>
+        <w:tblW w:w="8731" w:type="dxa"/>
+        <w:tblLayout w:type="fixed"/>
+        <w:tblCellMar>
+          <w:top w:w="60" w:type="dxa"/>
+          <w:left w:w="100" w:type="dxa"/>
+          <w:bottom w:w="60" w:type="dxa"/>
+          <w:right w:w="100" w:type="dxa"/>
+        </w:tblCellMar>
+      </w:tblPr>
+      <w:tblGrid>
+        <w:gridCol w:w="8731"/>
+      </w:tblGrid>
+      <w:tr>
+        <w:tc>
+          <w:tcPr>
+            <w:tcW w:type="dxa" w:w="8731"/>
+            <w:shd w:val="clear" w:fill="F2F5F9"/>
+          </w:tcPr>
+          <w:p>
+            <w:pPr>
+              <w:ind w:firstLine="0"/>
+            </w:pPr>
+            <w:r/>
+            <w:r>
+              <w:rPr>
+                <w:rFonts w:ascii="Times New Roman" w:hAnsi="Times New Roman" w:eastAsia="宋体"/>
+                <w:sz w:val="19"/>
+              </w:rPr>
+              <w:t>打开 Project 成本表时会看到"成本"列合计为 7,960 元，而本表的预算列为 7,480 元——这不是数据不一致，而是两列口径不同：</w:t>
+            </w:r>
+            <w:r>
+              <w:rPr>
+                <w:rFonts w:ascii="Times New Roman" w:hAnsi="Times New Roman" w:eastAsia="宋体"/>
+                <w:b/>
+                <w:sz w:val="19"/>
+              </w:rPr>
+              <w:t>基准是"计划要花多少"，当前成本是"按实际执行情况重算后要花多少"</w:t>
+            </w:r>
+            <w:r>
+              <w:rPr>
+                <w:rFonts w:ascii="Times New Roman" w:hAnsi="Times New Roman" w:eastAsia="宋体"/>
+                <w:sz w:val="19"/>
+              </w:rPr>
+              <w:t>。</w:t>
+            </w:r>
+          </w:p>
+        </w:tc>
+      </w:tr>
+    </w:tbl>
+    <w:p>
+      <w:pPr>
+        <w:spacing w:after="0"/>
+      </w:pPr>
     </w:p>
     <w:tbl>
       <w:tblPr>
